--- a/Sprint 4 document.docx
+++ b/Sprint 4 document.docx
@@ -111,20 +111,7 @@
           <w:lang w:eastAsia="en-GB"/>
           <w14:ligatures w14:val="none"/>
         </w:rPr>
-        <w:t>GitHub Repository:</w:t>
-      </w:r>
-      <w:r>
-        <w:rPr>
-          <w:rFonts w:ascii="Consolas" w:eastAsia="Times New Roman" w:hAnsi="Consolas" w:cs="Courier New"/>
-          <w:b/>
-          <w:bCs/>
-          <w:kern w:val="0"/>
-          <w:sz w:val="20"/>
-          <w:szCs w:val="20"/>
-          <w:lang w:eastAsia="en-GB"/>
-          <w14:ligatures w14:val="none"/>
-        </w:rPr>
-        <w:t xml:space="preserve"> </w:t>
+        <w:t xml:space="preserve">GitHub Repository: </w:t>
       </w:r>
       <w:r>
         <w:rPr>
@@ -1455,27 +1442,7 @@
           <w:lang w:eastAsia="en-GB"/>
           <w14:ligatures w14:val="none"/>
         </w:rPr>
-        <w:t xml:space="preserve">Cultural Connections is a </w:t>
-      </w:r>
-      <w:proofErr w:type="gramStart"/>
-      <w:r>
-        <w:rPr>
-          <w:rFonts w:eastAsia="Times New Roman" w:cs="Courier New"/>
-          <w:kern w:val="0"/>
-          <w:lang w:eastAsia="en-GB"/>
-          <w14:ligatures w14:val="none"/>
-        </w:rPr>
-        <w:t>web based</w:t>
-      </w:r>
-      <w:proofErr w:type="gramEnd"/>
-      <w:r>
-        <w:rPr>
-          <w:rFonts w:eastAsia="Times New Roman" w:cs="Courier New"/>
-          <w:kern w:val="0"/>
-          <w:lang w:eastAsia="en-GB"/>
-          <w14:ligatures w14:val="none"/>
-        </w:rPr>
-        <w:t xml:space="preserve"> platform designed to bring people together </w:t>
+        <w:t xml:space="preserve">Cultural Connections is a web based platform designed to bring people together </w:t>
       </w:r>
     </w:p>
     <w:p>
@@ -1723,27 +1690,7 @@
           <w:lang w:eastAsia="en-GB"/>
           <w14:ligatures w14:val="none"/>
         </w:rPr>
-        <w:t xml:space="preserve">Share posts about </w:t>
-      </w:r>
-      <w:proofErr w:type="gramStart"/>
-      <w:r>
-        <w:rPr>
-          <w:rFonts w:eastAsia="Times New Roman" w:cs="Courier New"/>
-          <w:kern w:val="0"/>
-          <w:lang w:eastAsia="en-GB"/>
-          <w14:ligatures w14:val="none"/>
-        </w:rPr>
-        <w:t>peoples</w:t>
-      </w:r>
-      <w:proofErr w:type="gramEnd"/>
-      <w:r>
-        <w:rPr>
-          <w:rFonts w:eastAsia="Times New Roman" w:cs="Courier New"/>
-          <w:kern w:val="0"/>
-          <w:lang w:eastAsia="en-GB"/>
-          <w14:ligatures w14:val="none"/>
-        </w:rPr>
-        <w:t xml:space="preserve"> traditions and customs</w:t>
+        <w:t>Share posts about peoples traditions and customs</w:t>
       </w:r>
     </w:p>
     <w:p>
@@ -4959,10 +4906,10 @@
     <w:p>
       <w:r>
         <w:drawing>
-          <wp:inline distT="0" distB="0" distL="0" distR="0" wp14:anchorId="4D4884BD" wp14:editId="0858A55D">
-            <wp:extent cx="5731510" cy="3046730"/>
-            <wp:effectExtent l="0" t="0" r="2540" b="1270"/>
-            <wp:docPr id="155852838" name="Picture 1"/>
+          <wp:inline distT="0" distB="0" distL="0" distR="0" wp14:anchorId="1C09D770" wp14:editId="6ABBF250">
+            <wp:extent cx="5435163" cy="4499573"/>
+            <wp:effectExtent l="0" t="0" r="0" b="0"/>
+            <wp:docPr id="1660182224" name="Picture 1"/>
             <wp:cNvGraphicFramePr>
               <a:graphicFrameLocks xmlns:a="http://schemas.openxmlformats.org/drawingml/2006/main" noChangeAspect="1"/>
             </wp:cNvGraphicFramePr>
@@ -4970,7 +4917,7 @@
               <a:graphicData uri="http://schemas.openxmlformats.org/drawingml/2006/picture">
                 <pic:pic xmlns:pic="http://schemas.openxmlformats.org/drawingml/2006/picture">
                   <pic:nvPicPr>
-                    <pic:cNvPr id="155852838" name=""/>
+                    <pic:cNvPr id="1660182224" name=""/>
                     <pic:cNvPicPr/>
                   </pic:nvPicPr>
                   <pic:blipFill>
@@ -4982,7 +4929,7 @@
                   <pic:spPr>
                     <a:xfrm>
                       <a:off x="0" y="0"/>
-                      <a:ext cx="5731510" cy="3046730"/>
+                      <a:ext cx="5444691" cy="4507461"/>
                     </a:xfrm>
                     <a:prstGeom prst="rect">
                       <a:avLst/>
@@ -5003,10 +4950,10 @@
     <w:p>
       <w:r>
         <w:drawing>
-          <wp:inline distT="0" distB="0" distL="0" distR="0" wp14:anchorId="33A1DE25" wp14:editId="6A515C12">
-            <wp:extent cx="5731510" cy="3043555"/>
-            <wp:effectExtent l="0" t="0" r="2540" b="4445"/>
-            <wp:docPr id="645620558" name="Picture 1"/>
+          <wp:inline distT="0" distB="0" distL="0" distR="0" wp14:anchorId="533518CD" wp14:editId="49FAA19F">
+            <wp:extent cx="5731510" cy="2479040"/>
+            <wp:effectExtent l="0" t="0" r="2540" b="0"/>
+            <wp:docPr id="2081741960" name="Picture 1"/>
             <wp:cNvGraphicFramePr>
               <a:graphicFrameLocks xmlns:a="http://schemas.openxmlformats.org/drawingml/2006/main" noChangeAspect="1"/>
             </wp:cNvGraphicFramePr>
@@ -5014,7 +4961,7 @@
               <a:graphicData uri="http://schemas.openxmlformats.org/drawingml/2006/picture">
                 <pic:pic xmlns:pic="http://schemas.openxmlformats.org/drawingml/2006/picture">
                   <pic:nvPicPr>
-                    <pic:cNvPr id="645620558" name=""/>
+                    <pic:cNvPr id="2081741960" name=""/>
                     <pic:cNvPicPr/>
                   </pic:nvPicPr>
                   <pic:blipFill>
@@ -5026,7 +4973,7 @@
                   <pic:spPr>
                     <a:xfrm>
                       <a:off x="0" y="0"/>
-                      <a:ext cx="5731510" cy="3043555"/>
+                      <a:ext cx="5731510" cy="2479040"/>
                     </a:xfrm>
                     <a:prstGeom prst="rect">
                       <a:avLst/>
@@ -5041,9 +4988,6 @@
     </w:p>
     <w:p/>
     <w:p/>
-    <w:p/>
-    <w:p/>
-    <w:p/>
     <w:p>
       <w:r>
         <w:lastRenderedPageBreak/>
@@ -5053,10 +4997,10 @@
     <w:p>
       <w:r>
         <w:drawing>
-          <wp:inline distT="0" distB="0" distL="0" distR="0" wp14:anchorId="31C2B9E4" wp14:editId="76352B66">
-            <wp:extent cx="5731510" cy="3032125"/>
+          <wp:inline distT="0" distB="0" distL="0" distR="0" wp14:anchorId="0AA8948B" wp14:editId="09B91627">
+            <wp:extent cx="5731510" cy="3049270"/>
             <wp:effectExtent l="0" t="0" r="2540" b="0"/>
-            <wp:docPr id="213843111" name="Picture 1"/>
+            <wp:docPr id="209236429" name="Picture 1"/>
             <wp:cNvGraphicFramePr>
               <a:graphicFrameLocks xmlns:a="http://schemas.openxmlformats.org/drawingml/2006/main" noChangeAspect="1"/>
             </wp:cNvGraphicFramePr>
@@ -5064,7 +5008,7 @@
               <a:graphicData uri="http://schemas.openxmlformats.org/drawingml/2006/picture">
                 <pic:pic xmlns:pic="http://schemas.openxmlformats.org/drawingml/2006/picture">
                   <pic:nvPicPr>
-                    <pic:cNvPr id="213843111" name=""/>
+                    <pic:cNvPr id="209236429" name=""/>
                     <pic:cNvPicPr/>
                   </pic:nvPicPr>
                   <pic:blipFill>
@@ -5076,7 +5020,7 @@
                   <pic:spPr>
                     <a:xfrm>
                       <a:off x="0" y="0"/>
-                      <a:ext cx="5731510" cy="3032125"/>
+                      <a:ext cx="5731510" cy="3049270"/>
                     </a:xfrm>
                     <a:prstGeom prst="rect">
                       <a:avLst/>
@@ -5097,10 +5041,10 @@
     <w:p>
       <w:r>
         <w:drawing>
-          <wp:inline distT="0" distB="0" distL="0" distR="0" wp14:anchorId="47CD12BE" wp14:editId="0892FAD6">
-            <wp:extent cx="5435599" cy="3562184"/>
-            <wp:effectExtent l="0" t="0" r="0" b="635"/>
-            <wp:docPr id="614119328" name="Picture 1"/>
+          <wp:inline distT="0" distB="0" distL="0" distR="0" wp14:anchorId="1863C927" wp14:editId="060E3370">
+            <wp:extent cx="5731510" cy="3011805"/>
+            <wp:effectExtent l="0" t="0" r="2540" b="0"/>
+            <wp:docPr id="2060629498" name="Picture 1"/>
             <wp:cNvGraphicFramePr>
               <a:graphicFrameLocks xmlns:a="http://schemas.openxmlformats.org/drawingml/2006/main" noChangeAspect="1"/>
             </wp:cNvGraphicFramePr>
@@ -5108,7 +5052,7 @@
               <a:graphicData uri="http://schemas.openxmlformats.org/drawingml/2006/picture">
                 <pic:pic xmlns:pic="http://schemas.openxmlformats.org/drawingml/2006/picture">
                   <pic:nvPicPr>
-                    <pic:cNvPr id="614119328" name=""/>
+                    <pic:cNvPr id="2060629498" name=""/>
                     <pic:cNvPicPr/>
                   </pic:nvPicPr>
                   <pic:blipFill>
@@ -5120,7 +5064,7 @@
                   <pic:spPr>
                     <a:xfrm>
                       <a:off x="0" y="0"/>
-                      <a:ext cx="5449014" cy="3570975"/>
+                      <a:ext cx="5731510" cy="3011805"/>
                     </a:xfrm>
                     <a:prstGeom prst="rect">
                       <a:avLst/>
@@ -5137,6 +5081,8 @@
     <w:p/>
     <w:p/>
     <w:p/>
+    <w:p/>
+    <w:p/>
     <w:p>
       <w:r>
         <w:lastRenderedPageBreak/>
@@ -5146,10 +5092,10 @@
     <w:p>
       <w:r>
         <w:drawing>
-          <wp:inline distT="0" distB="0" distL="0" distR="0" wp14:anchorId="3811489F" wp14:editId="393FCAA1">
-            <wp:extent cx="5731510" cy="2937510"/>
-            <wp:effectExtent l="0" t="0" r="2540" b="0"/>
-            <wp:docPr id="65190997" name="Picture 1"/>
+          <wp:inline distT="0" distB="0" distL="0" distR="0" wp14:anchorId="04AAA662" wp14:editId="5AEBCFDB">
+            <wp:extent cx="5731510" cy="2970530"/>
+            <wp:effectExtent l="0" t="0" r="2540" b="1270"/>
+            <wp:docPr id="1875307297" name="Picture 1"/>
             <wp:cNvGraphicFramePr>
               <a:graphicFrameLocks xmlns:a="http://schemas.openxmlformats.org/drawingml/2006/main" noChangeAspect="1"/>
             </wp:cNvGraphicFramePr>
@@ -5157,7 +5103,7 @@
               <a:graphicData uri="http://schemas.openxmlformats.org/drawingml/2006/picture">
                 <pic:pic xmlns:pic="http://schemas.openxmlformats.org/drawingml/2006/picture">
                   <pic:nvPicPr>
-                    <pic:cNvPr id="65190997" name=""/>
+                    <pic:cNvPr id="1875307297" name=""/>
                     <pic:cNvPicPr/>
                   </pic:nvPicPr>
                   <pic:blipFill>
@@ -5169,7 +5115,7 @@
                   <pic:spPr>
                     <a:xfrm>
                       <a:off x="0" y="0"/>
-                      <a:ext cx="5731510" cy="2937510"/>
+                      <a:ext cx="5731510" cy="2970530"/>
                     </a:xfrm>
                     <a:prstGeom prst="rect">
                       <a:avLst/>
@@ -5189,10 +5135,138 @@
     </w:p>
     <w:p>
       <w:r>
-        <w:t>INSERT SCREENSHOT HERE!!!!!!!!!!!!</w:t>
+        <w:drawing>
+          <wp:inline distT="0" distB="0" distL="0" distR="0" wp14:anchorId="34702F36" wp14:editId="346D11AE">
+            <wp:extent cx="5731510" cy="3011805"/>
+            <wp:effectExtent l="0" t="0" r="2540" b="0"/>
+            <wp:docPr id="2055353307" name="Picture 1"/>
+            <wp:cNvGraphicFramePr>
+              <a:graphicFrameLocks xmlns:a="http://schemas.openxmlformats.org/drawingml/2006/main" noChangeAspect="1"/>
+            </wp:cNvGraphicFramePr>
+            <a:graphic xmlns:a="http://schemas.openxmlformats.org/drawingml/2006/main">
+              <a:graphicData uri="http://schemas.openxmlformats.org/drawingml/2006/picture">
+                <pic:pic xmlns:pic="http://schemas.openxmlformats.org/drawingml/2006/picture">
+                  <pic:nvPicPr>
+                    <pic:cNvPr id="2055353307" name=""/>
+                    <pic:cNvPicPr/>
+                  </pic:nvPicPr>
+                  <pic:blipFill>
+                    <a:blip r:embed="rId11"/>
+                    <a:stretch>
+                      <a:fillRect/>
+                    </a:stretch>
+                  </pic:blipFill>
+                  <pic:spPr>
+                    <a:xfrm>
+                      <a:off x="0" y="0"/>
+                      <a:ext cx="5731510" cy="3011805"/>
+                    </a:xfrm>
+                    <a:prstGeom prst="rect">
+                      <a:avLst/>
+                    </a:prstGeom>
+                  </pic:spPr>
+                </pic:pic>
+              </a:graphicData>
+            </a:graphic>
+          </wp:inline>
+        </w:drawing>
       </w:r>
     </w:p>
     <w:p/>
+    <w:p/>
+    <w:p/>
+    <w:p/>
+    <w:p/>
+    <w:p/>
+    <w:p>
+      <w:r>
+        <w:lastRenderedPageBreak/>
+        <w:t>Signup page</w:t>
+      </w:r>
+    </w:p>
+    <w:p>
+      <w:r>
+        <w:drawing>
+          <wp:inline distT="0" distB="0" distL="0" distR="0" wp14:anchorId="5811346D" wp14:editId="60280590">
+            <wp:extent cx="5731510" cy="3046095"/>
+            <wp:effectExtent l="0" t="0" r="2540" b="1905"/>
+            <wp:docPr id="824644942" name="Picture 1"/>
+            <wp:cNvGraphicFramePr>
+              <a:graphicFrameLocks xmlns:a="http://schemas.openxmlformats.org/drawingml/2006/main" noChangeAspect="1"/>
+            </wp:cNvGraphicFramePr>
+            <a:graphic xmlns:a="http://schemas.openxmlformats.org/drawingml/2006/main">
+              <a:graphicData uri="http://schemas.openxmlformats.org/drawingml/2006/picture">
+                <pic:pic xmlns:pic="http://schemas.openxmlformats.org/drawingml/2006/picture">
+                  <pic:nvPicPr>
+                    <pic:cNvPr id="824644942" name=""/>
+                    <pic:cNvPicPr/>
+                  </pic:nvPicPr>
+                  <pic:blipFill>
+                    <a:blip r:embed="rId12"/>
+                    <a:stretch>
+                      <a:fillRect/>
+                    </a:stretch>
+                  </pic:blipFill>
+                  <pic:spPr>
+                    <a:xfrm>
+                      <a:off x="0" y="0"/>
+                      <a:ext cx="5731510" cy="3046095"/>
+                    </a:xfrm>
+                    <a:prstGeom prst="rect">
+                      <a:avLst/>
+                    </a:prstGeom>
+                  </pic:spPr>
+                </pic:pic>
+              </a:graphicData>
+            </a:graphic>
+          </wp:inline>
+        </w:drawing>
+      </w:r>
+    </w:p>
+    <w:p>
+      <w:r>
+        <w:t>Dashboard page</w:t>
+      </w:r>
+    </w:p>
+    <w:p>
+      <w:r>
+        <w:drawing>
+          <wp:inline distT="0" distB="0" distL="0" distR="0" wp14:anchorId="02F96153" wp14:editId="65502A10">
+            <wp:extent cx="5731510" cy="3023235"/>
+            <wp:effectExtent l="0" t="0" r="2540" b="5715"/>
+            <wp:docPr id="1151975780" name="Picture 1"/>
+            <wp:cNvGraphicFramePr>
+              <a:graphicFrameLocks xmlns:a="http://schemas.openxmlformats.org/drawingml/2006/main" noChangeAspect="1"/>
+            </wp:cNvGraphicFramePr>
+            <a:graphic xmlns:a="http://schemas.openxmlformats.org/drawingml/2006/main">
+              <a:graphicData uri="http://schemas.openxmlformats.org/drawingml/2006/picture">
+                <pic:pic xmlns:pic="http://schemas.openxmlformats.org/drawingml/2006/picture">
+                  <pic:nvPicPr>
+                    <pic:cNvPr id="1151975780" name=""/>
+                    <pic:cNvPicPr/>
+                  </pic:nvPicPr>
+                  <pic:blipFill>
+                    <a:blip r:embed="rId13"/>
+                    <a:stretch>
+                      <a:fillRect/>
+                    </a:stretch>
+                  </pic:blipFill>
+                  <pic:spPr>
+                    <a:xfrm>
+                      <a:off x="0" y="0"/>
+                      <a:ext cx="5731510" cy="3023235"/>
+                    </a:xfrm>
+                    <a:prstGeom prst="rect">
+                      <a:avLst/>
+                    </a:prstGeom>
+                  </pic:spPr>
+                </pic:pic>
+              </a:graphicData>
+            </a:graphic>
+          </wp:inline>
+        </w:drawing>
+      </w:r>
+    </w:p>
     <w:sectPr>
       <w:pgSz w:w="11906" w:h="16838"/>
       <w:pgMar w:top="1440" w:right="1440" w:bottom="1440" w:left="1440" w:header="708" w:footer="708" w:gutter="0"/>
